--- a/RVfpga/RVfpgaEL2/RVfpga_NexysVideo-NoDDR/Labs/RVfpgaLabsSolutions/Lab15/RVfpga_Lab15_VeeR-EL2_NexysVideo-NoDDR_Solutions.docx
+++ b/RVfpga/RVfpgaEL2/RVfpga_NexysVideo-NoDDR/Labs/RVfpgaLabsSolutions/Lab15/RVfpga_Lab15_VeeR-EL2_NexysVideo-NoDDR_Solutions.docx
@@ -103,22 +103,37 @@
           <w:rFonts w:cs="Arial"/>
           <w:color w:val="00000A"/>
         </w:rPr>
-      </w:r>
-      <w:r>
-        <w:rPr>
-          <w:rFonts w:cs="Arial"/>
-          <w:color w:val="00000A"/>
-        </w:rPr>
         <w:fldChar w:fldCharType="separate"/>
       </w:r>
       <w:r>
-        <w:t xml:space="preserve">Figure </w:t>
-      </w:r>
-      <w:r>
-        <w:rPr>
-          <w:noProof/>
-        </w:rPr>
-        <w:t>2</w:t>
+        <w:rPr>
+          <w:rFonts w:cs="Arial" w:hint="eastAsia"/>
+          <w:b/>
+          <w:bCs/>
+          <w:color w:val="00000A"/>
+          <w:lang w:eastAsia="zh-CN"/>
+        </w:rPr>
+        <w:t>错误</w:t>
+      </w:r>
+      <w:r>
+        <w:rPr>
+          <w:rFonts w:cs="Arial" w:hint="eastAsia"/>
+          <w:b/>
+          <w:bCs/>
+          <w:color w:val="00000A"/>
+          <w:lang w:eastAsia="zh-CN"/>
+        </w:rPr>
+        <w:t>!</w:t>
+      </w:r>
+      <w:r>
+        <w:rPr>
+          <w:rFonts w:cs="Arial" w:hint="eastAsia"/>
+          <w:b/>
+          <w:bCs/>
+          <w:color w:val="00000A"/>
+          <w:lang w:eastAsia="zh-CN"/>
+        </w:rPr>
+        <w:t>未找到引用源。</w:t>
       </w:r>
       <w:r>
         <w:rPr>
@@ -559,22 +574,37 @@
           <w:rFonts w:cs="Arial"/>
           <w:color w:val="00000A"/>
         </w:rPr>
-      </w:r>
-      <w:r>
-        <w:rPr>
-          <w:rFonts w:cs="Arial"/>
-          <w:color w:val="00000A"/>
-        </w:rPr>
         <w:fldChar w:fldCharType="separate"/>
       </w:r>
       <w:r>
-        <w:t xml:space="preserve">Figure </w:t>
-      </w:r>
-      <w:r>
-        <w:rPr>
-          <w:noProof/>
-        </w:rPr>
-        <w:t>2</w:t>
+        <w:rPr>
+          <w:rFonts w:cs="Arial" w:hint="eastAsia"/>
+          <w:b/>
+          <w:bCs/>
+          <w:color w:val="00000A"/>
+          <w:lang w:eastAsia="zh-CN"/>
+        </w:rPr>
+        <w:t>错误</w:t>
+      </w:r>
+      <w:r>
+        <w:rPr>
+          <w:rFonts w:cs="Arial" w:hint="eastAsia"/>
+          <w:b/>
+          <w:bCs/>
+          <w:color w:val="00000A"/>
+          <w:lang w:eastAsia="zh-CN"/>
+        </w:rPr>
+        <w:t>!</w:t>
+      </w:r>
+      <w:r>
+        <w:rPr>
+          <w:rFonts w:cs="Arial" w:hint="eastAsia"/>
+          <w:b/>
+          <w:bCs/>
+          <w:color w:val="00000A"/>
+          <w:lang w:eastAsia="zh-CN"/>
+        </w:rPr>
+        <w:t>未找到引用源。</w:t>
       </w:r>
       <w:r>
         <w:rPr>
@@ -988,6 +1018,7 @@
           <w:color w:val="00000A"/>
           <w:u w:val="single"/>
         </w:rPr>
+        <w:lastRenderedPageBreak/>
         <w:t>Exercise 2</w:t>
       </w:r>
       <w:r>
@@ -1041,7 +1072,6 @@
           <w:rFonts w:ascii="Courier New" w:hAnsi="Courier New" w:cs="Courier New"/>
           <w:color w:val="00000A"/>
         </w:rPr>
-        <w:lastRenderedPageBreak/>
         <w:t>load</w:t>
       </w:r>
       <w:r>
@@ -1587,6 +1617,7 @@
         <w:rPr>
           <w:noProof/>
         </w:rPr>
+        <w:lastRenderedPageBreak/>
         <w:drawing>
           <wp:inline distT="0" distB="0" distL="0" distR="0" wp14:anchorId="47A229B9" wp14:editId="569CAC77">
             <wp:extent cx="7095922" cy="3976674"/>
@@ -4362,6 +4393,15 @@
 </file>
 
 <file path=customXml/item1.xml><?xml version="1.0" encoding="utf-8"?>
+<?mso-contentType ?>
+<FormTemplates xmlns="http://schemas.microsoft.com/sharepoint/v3/contenttype/forms">
+  <Display>DocumentLibraryForm</Display>
+  <Edit>DocumentLibraryForm</Edit>
+  <New>DocumentLibraryForm</New>
+</FormTemplates>
+</file>
+
+<file path=customXml/item2.xml><?xml version="1.0" encoding="utf-8"?>
 <ct:contentTypeSchema xmlns:ct="http://schemas.microsoft.com/office/2006/metadata/contentType" xmlns:ma="http://schemas.microsoft.com/office/2006/metadata/properties/metaAttributes" ct:_="" ma:_="" ma:contentTypeName="Documento" ma:contentTypeID="0x010100DC4605E09422954E885190BEAE91315B" ma:contentTypeVersion="7" ma:contentTypeDescription="Crear nuevo documento." ma:contentTypeScope="" ma:versionID="385cca1479246aa9c7e7ca5799fff24b">
   <xsd:schema xmlns:xsd="http://www.w3.org/2001/XMLSchema" xmlns:xs="http://www.w3.org/2001/XMLSchema" xmlns:p="http://schemas.microsoft.com/office/2006/metadata/properties" xmlns:ns3="08b0e0cf-4f32-46a9-9719-4bc0cd4cc607" xmlns:ns4="58ac13d9-b16a-459f-8916-94b458aa600a" targetNamespace="http://schemas.microsoft.com/office/2006/metadata/properties" ma:root="true" ma:fieldsID="6fe30a3bbca70e3159826167a953d9c9" ns3:_="" ns4:_="">
     <xsd:import namespace="08b0e0cf-4f32-46a9-9719-4bc0cd4cc607"/>
@@ -4546,26 +4586,25 @@
 </ct:contentTypeSchema>
 </file>
 
-<file path=customXml/item2.xml><?xml version="1.0" encoding="utf-8"?>
-<?mso-contentType ?>
-<FormTemplates xmlns="http://schemas.microsoft.com/sharepoint/v3/contenttype/forms">
-  <Display>DocumentLibraryForm</Display>
-  <Edit>DocumentLibraryForm</Edit>
-  <New>DocumentLibraryForm</New>
-</FormTemplates>
+<file path=customXml/item3.xml><?xml version="1.0" encoding="utf-8"?>
+<b:Sources xmlns:b="http://schemas.openxmlformats.org/officeDocument/2006/bibliography" xmlns="http://schemas.openxmlformats.org/officeDocument/2006/bibliography" SelectedStyle="\APA.XSL" StyleName="APA"/>
 </file>
 
-<file path=customXml/item3.xml><?xml version="1.0" encoding="utf-8"?>
+<file path=customXml/item4.xml><?xml version="1.0" encoding="utf-8"?>
 <p:properties xmlns:p="http://schemas.microsoft.com/office/2006/metadata/properties" xmlns:xsi="http://www.w3.org/2001/XMLSchema-instance" xmlns:pc="http://schemas.microsoft.com/office/infopath/2007/PartnerControls">
   <documentManagement/>
 </p:properties>
 </file>
 
-<file path=customXml/item4.xml><?xml version="1.0" encoding="utf-8"?>
-<b:Sources xmlns:b="http://schemas.openxmlformats.org/officeDocument/2006/bibliography" xmlns="http://schemas.openxmlformats.org/officeDocument/2006/bibliography" SelectedStyle="\APA.XSL" StyleName="APA"/>
+<file path=customXml/itemProps1.xml><?xml version="1.0" encoding="utf-8"?>
+<ds:datastoreItem xmlns:ds="http://schemas.openxmlformats.org/officeDocument/2006/customXml" ds:itemID="{5503D3D1-3D54-4D5E-9588-244437D76418}">
+  <ds:schemaRefs>
+    <ds:schemaRef ds:uri="http://schemas.microsoft.com/sharepoint/v3/contenttype/forms"/>
+  </ds:schemaRefs>
+</ds:datastoreItem>
 </file>
 
-<file path=customXml/itemProps1.xml><?xml version="1.0" encoding="utf-8"?>
+<file path=customXml/itemProps2.xml><?xml version="1.0" encoding="utf-8"?>
 <ds:datastoreItem xmlns:ds="http://schemas.openxmlformats.org/officeDocument/2006/customXml" ds:itemID="{6AD23DEA-B07D-4E23-B8B4-58A43E3CD54E}">
   <ds:schemaRefs>
     <ds:schemaRef ds:uri="http://schemas.microsoft.com/office/2006/metadata/contentType"/>
@@ -4584,27 +4623,19 @@
 </ds:datastoreItem>
 </file>
 
-<file path=customXml/itemProps2.xml><?xml version="1.0" encoding="utf-8"?>
-<ds:datastoreItem xmlns:ds="http://schemas.openxmlformats.org/officeDocument/2006/customXml" ds:itemID="{5503D3D1-3D54-4D5E-9588-244437D76418}">
+<file path=customXml/itemProps3.xml><?xml version="1.0" encoding="utf-8"?>
+<ds:datastoreItem xmlns:ds="http://schemas.openxmlformats.org/officeDocument/2006/customXml" ds:itemID="{2C521DFE-CEEB-4B81-A51F-86B3815EF74E}">
   <ds:schemaRefs>
-    <ds:schemaRef ds:uri="http://schemas.microsoft.com/sharepoint/v3/contenttype/forms"/>
+    <ds:schemaRef ds:uri="http://schemas.openxmlformats.org/officeDocument/2006/bibliography"/>
   </ds:schemaRefs>
 </ds:datastoreItem>
 </file>
 
-<file path=customXml/itemProps3.xml><?xml version="1.0" encoding="utf-8"?>
+<file path=customXml/itemProps4.xml><?xml version="1.0" encoding="utf-8"?>
 <ds:datastoreItem xmlns:ds="http://schemas.openxmlformats.org/officeDocument/2006/customXml" ds:itemID="{F764B7BC-F5EA-4966-8B65-1E59BCB2DE1E}">
   <ds:schemaRefs>
     <ds:schemaRef ds:uri="http://schemas.microsoft.com/office/2006/metadata/properties"/>
     <ds:schemaRef ds:uri="http://schemas.microsoft.com/office/infopath/2007/PartnerControls"/>
   </ds:schemaRefs>
 </ds:datastoreItem>
-</file>
-
-<file path=customXml/itemProps4.xml><?xml version="1.0" encoding="utf-8"?>
-<ds:datastoreItem xmlns:ds="http://schemas.openxmlformats.org/officeDocument/2006/customXml" ds:itemID="{2C521DFE-CEEB-4B81-A51F-86B3815EF74E}">
-  <ds:schemaRefs>
-    <ds:schemaRef ds:uri="http://schemas.openxmlformats.org/officeDocument/2006/bibliography"/>
-  </ds:schemaRefs>
-</ds:datastoreItem>
 </file>